--- a/zhihuishu使用教程.docx
+++ b/zhihuishu使用教程.docx
@@ -41,6 +41,13 @@
       <w:r>
         <w:rPr>
           <w:rFonts w:hint="eastAsia"/>
+          <w:lang w:val="en-US" w:eastAsia="zh-CN"/>
+        </w:rPr>
+        <w:t xml:space="preserve">python </w:t>
+      </w:r>
+      <w:r>
+        <w:rPr>
+          <w:rFonts w:hint="eastAsia"/>
         </w:rPr>
         <w:t>playwright install chromium</w:t>
       </w:r>
@@ -147,7 +154,15 @@
         <w:rPr>
           <w:rFonts w:hint="eastAsia"/>
         </w:rPr>
-        <w:t>python 智慧树脚本.py --login</w:t>
+        <w:t>python 智慧树脚本.p</w:t>
+      </w:r>
+      <w:bookmarkStart w:id="0" w:name="_GoBack"/>
+      <w:bookmarkEnd w:id="0"/>
+      <w:r>
+        <w:rPr>
+          <w:rFonts w:hint="eastAsia"/>
+        </w:rPr>
+        <w:t>y --login</w:t>
       </w:r>
     </w:p>
     <w:p>
@@ -227,8 +242,6 @@
         </w:rPr>
         <w:t>这个页面的link)</w:t>
       </w:r>
-      <w:bookmarkStart w:id="0" w:name="_GoBack"/>
-      <w:bookmarkEnd w:id="0"/>
     </w:p>
     <w:p>
       <w:pPr>
